--- a/output/doc/05-投资交友-数字货币询问笔录.docx
+++ b/output/doc/05-投资交友-数字货币询问笔录.docx
@@ -853,7 +853,7 @@
                 <w:b w:val="0"/>
                 <w:sz w:val="19"/>
               </w:rPr>
-              <w:t>110101198401260056</w:t>
+              <w:t>ID_TEST_CASE_05</w:t>
             </w:r>
           </w:p>
         </w:tc>
@@ -909,7 +909,7 @@
                 <w:b w:val="0"/>
                 <w:sz w:val="19"/>
               </w:rPr>
-              <w:t>13500000007</w:t>
+              <w:t>PHONE_TEST_07</w:t>
             </w:r>
           </w:p>
         </w:tc>
@@ -1188,7 +1188,7 @@
           <w:b w:val="0"/>
           <w:sz w:val="22"/>
         </w:rPr>
-        <w:t>答：我叫钱案例，女，42岁，回族，身份证号码110101198401260056，联系电话13500000007，在测试文化传播有限公司工作，现住测试省测试市演示区星河街50号502室。以上均为虚构测试信息。</w:t>
+        <w:t>答：我叫钱案例，女，42岁，回族，身份证号码ID_TEST_CASE_05，联系电话PHONE_TEST_07，在测试文化传播有限公司工作，现住测试省测试市演示区星河街50号502室。以上均为虚构测试信息。</w:t>
       </w:r>
     </w:p>
     <w:p>
@@ -1360,7 +1360,7 @@
           <w:b w:val="0"/>
           <w:sz w:val="22"/>
         </w:rPr>
-        <w:t>答：我通过链接https://trade.example.test/case005下载星河资本测试版APP，登录账号invest_user_test_005，绑定手机号13500000007，APP内显示美元、黄金和USDT投资栏目。</w:t>
+        <w:t>答：我通过链接URL_TEST_CASE_05下载星河资本测试版APP，登录账号invest_user_test_005，绑定手机号PHONE_TEST_07，APP内显示美元、黄金和USDT投资栏目。</w:t>
       </w:r>
     </w:p>
     <w:p>
@@ -1403,7 +1403,7 @@
           <w:b w:val="0"/>
           <w:sz w:val="22"/>
         </w:rPr>
-        <w:t>答：2026年6月28日10时12分，我使用测试银行借记卡6222020200005234571转账10000元至测试卡6222020200002222505，户名郑模拟，流水号：TEST202606280501。</w:t>
+        <w:t>答：2026年6月28日10时12分，我使用测试银行借记卡CARD_TEST_11转账10000元至测试卡CARD_TEST_04，户名郑模拟，流水号：TEST202606280501。</w:t>
       </w:r>
     </w:p>
     <w:p>
@@ -1532,7 +1532,7 @@
           <w:b w:val="0"/>
           <w:sz w:val="22"/>
         </w:rPr>
-        <w:t>答：这是前后陈述需要更正的地方。我前次紧张，把7月5日通过手机银行转出的20000元漏算了；第四笔收款卡为6222020200002223506，户名孙样本，流水号：TEST202607050504。</w:t>
+        <w:t>答：这是前后陈述需要更正的地方。我前次紧张，把7月5日通过手机银行转出的20000元漏算了；第四笔收款卡为CARD_TEST_05，户名孙样本，流水号：TEST202607050504。</w:t>
       </w:r>
     </w:p>
     <w:p>
